--- a/published/ai-family/03_patterns_in_play/04_cognition/lab-protocols/04_cognition-lab.docx
+++ b/published/ai-family/03_patterns_in_play/04_cognition/lab-protocols/04_cognition-lab.docx
@@ -4,32 +4,78 @@
   <w:body>
     <w:p>
       <w:r>
-        <w:t>Lab: Exploring Cognition</w:t>
+        <w:t>Lab: Treasure Hunt</w:t>
       </w:r>
     </w:p>
     <w:p>
       <w:r>
-        <w:t>Objective</w:t>
+        <w:t>Goal</w:t>
       </w:r>
     </w:p>
     <w:p>
       <w:r>
-        <w:t>Design and simulate a simple agent that demonstrates the principles of Cognition .</w:t>
+        <w:t>To create and follow a Plan (A Map).</w:t>
       </w:r>
     </w:p>
     <w:p>
       <w:r>
-        <w:t>Prerequisites</w:t>
+        <w:t>What You Need</w:t>
       </w:r>
     </w:p>
     <w:p>
       <w:r>
-        <w:t>Basic understanding of Python or a relevant simulation tool.  Familiarity with the formal definition of Cognition.   Steps</w:t>
+        <w:t>A "Treasure" (Toy, Snack, Sticker).  Paper and Crayons.  A Hider and a Finder.   Steps</w:t>
       </w:r>
     </w:p>
     <w:p>
       <w:r>
-        <w:t>Define the Environment : Create a simple grid world or state space relevant to Family.  Define the Agent : Specify the agent's generative model, focusing on Cognition.  Simulation : Run the agent for 100 timesteps.  Perturbation : Introduce a specific challenge to Cognition (e.g., increased noise, occlusion).  Analysis : Plot the Free Energy over time. Does the agent successfully adapt?   Discussion Requirements</w:t>
+        <w:t>1. The Hiding</w:t>
+      </w:r>
+    </w:p>
+    <w:p>
+      <w:r>
+        <w:t>The Hider hides the treasure.</w:t>
+        <w:br/>
+        <w:t>(Don't let the Finder see!).</w:t>
+      </w:r>
+    </w:p>
+    <w:p>
+      <w:r>
+        <w:t>2. The Map (The Code)</w:t>
+      </w:r>
+    </w:p>
+    <w:p>
+      <w:r>
+        <w:t>The Hider draws a map.</w:t>
+      </w:r>
+    </w:p>
+    <w:p>
+      <w:r>
+        <w:t>"Start at the Couch."  "Take 3 steps to the TV."  "Look under the Rug."</w:t>
+        <w:br/>
+        <w:t>This map is external cognition (Thinking on paper).   3. The Search</w:t>
+      </w:r>
+    </w:p>
+    <w:p>
+      <w:r>
+        <w:t>The Finder must decode the map.</w:t>
+        <w:br/>
+        <w:t>Follow the steps to find the goal.</w:t>
+      </w:r>
+    </w:p>
+    <w:p>
+      <w:r>
+        <w:t>Discussion</w:t>
+      </w:r>
+    </w:p>
+    <w:p>
+      <w:r>
+        <w:t>Was the map easy to read?  Did the Finder predict where it was?  Maps translate the world into a model.   What We Learned</w:t>
+      </w:r>
+    </w:p>
+    <w:p>
+      <w:r>
+        <w:t>Thinking is just making a map in your head.</w:t>
       </w:r>
     </w:p>
     <w:sectPr>
